--- a/Diplomata_ES/docx/1부7화_Un_favor_sucio.docx
+++ b/Diplomata_ES/docx/1부7화_Un_favor_sucio.docx
@@ -111,7 +111,7 @@
           <w:color w:val="555555"/>
           <w:sz w:val="19"/>
         </w:rPr>
-        <w:t>대사 174턴 · 난이도 B2-C1 · 지문 없이 대사만으로 구성 · 본문 + 한국어 대역 + 주석</w:t>
+        <w:t>대사 179턴 · 난이도 B2-C1 · 지문 없이 대사만으로 구성 · 본문 + 한국어 대역 + 주석</w:t>
       </w:r>
     </w:p>
     <w:p>
@@ -8354,7 +8354,7 @@
           <w:i w:val="0"/>
           <w:sz w:val="22"/>
         </w:rPr>
-        <w:t>Está bien.</w:t>
+        <w:t>No me dices nada nuevo. Es un oficio sucio.</w:t>
       </w:r>
     </w:p>
     <w:p>
@@ -8370,7 +8370,7 @@
           <w:color w:val="555555"/>
           <w:sz w:val="19"/>
         </w:rPr>
-        <w:t>알았어.</w:t>
+        <w:t>새로운 얘긴 아니야. 더러운 직업이지.</w:t>
       </w:r>
     </w:p>
     <w:p>
@@ -8406,7 +8406,7 @@
           <w:i w:val="0"/>
           <w:sz w:val="22"/>
         </w:rPr>
-        <w:t>Y ahora lo de siempre. Me debes una.</w:t>
+        <w:t>Es un oficio más viejo que tú y que yo. Bernardino de Mendoza, embajador de Felipe Segundo en Londres y luego en París, sobornaba cortesanos, pagaba espías y financiaba conspiraciones. El servicio exterior español nació sucio.</w:t>
       </w:r>
     </w:p>
     <w:p>
@@ -8422,7 +8422,7 @@
           <w:color w:val="555555"/>
           <w:sz w:val="19"/>
         </w:rPr>
-        <w:t>이제 늘 하던 거. 너는 나에게 하나 빚졌어.</w:t>
+        <w:t>너나 나보다 훨씬 오래된 직업이야. 펠리페 2세의 런던 대사였다가 파리 대사가 된 베르나르디노 데 멘도사는 궁정 신하를 매수하고 첩자를 사고 음모에 자금을 댔어. 스페인 외교는 더럽게 태어났지.</w:t>
       </w:r>
     </w:p>
     <w:p>
@@ -8458,7 +8458,7 @@
           <w:i w:val="0"/>
           <w:sz w:val="22"/>
         </w:rPr>
-        <w:t>Me debo a mí mismo unas cuantas más.</w:t>
+        <w:t>Y su información excelente no evitó el desastre de la Armada.</w:t>
       </w:r>
     </w:p>
     <w:p>
@@ -8474,7 +8474,7 @@
           <w:color w:val="555555"/>
           <w:sz w:val="19"/>
         </w:rPr>
-        <w:t>나는 나 자신에게 몇 개 더 빚졌지.</w:t>
+        <w:t>그리고 훌륭한 정보도 무적함대의 참사를 막지 못했죠.</w:t>
       </w:r>
     </w:p>
     <w:p>
@@ -8510,7 +8510,7 @@
           <w:i w:val="0"/>
           <w:sz w:val="22"/>
         </w:rPr>
-        <w:t>Pues no me hagas esperar tanto como esperé la última vez.</w:t>
+        <w:t>Le faltó método para usarla. La información no gana batallas; las gana quien sabe qué quiere conseguir con ella.</w:t>
       </w:r>
     </w:p>
     <w:p>
@@ -8526,7 +8526,7 @@
           <w:color w:val="555555"/>
           <w:sz w:val="19"/>
         </w:rPr>
-        <w:t>그럼 지난번만큼 오래 기다리게 하진 마.</w:t>
+        <w:t>사용할 방법이 부족했지. 정보가 전투를 이기는 게 아니야. 정보로 무엇을 얻고 싶은지 아는 사람이 이기는 거지.</w:t>
       </w:r>
     </w:p>
     <w:p>
@@ -8562,7 +8562,7 @@
           <w:i w:val="0"/>
           <w:sz w:val="22"/>
         </w:rPr>
-        <w:t>¿Cuál fue la última vez?</w:t>
+        <w:t>Por eso será un escudo, no una espada.</w:t>
       </w:r>
     </w:p>
     <w:p>
@@ -8578,7 +8578,7 @@
           <w:color w:val="555555"/>
           <w:sz w:val="19"/>
         </w:rPr>
-        <w:t>지난번이 언제였지?</w:t>
+        <w:t>그래서 방패이고 칼이 아닌 겁니다.</w:t>
       </w:r>
     </w:p>
     <w:p>
@@ -8605,7 +8605,7 @@
           <w:color w:val="8A1C2B"/>
           <w:sz w:val="21"/>
         </w:rPr>
-        <w:t xml:space="preserve">REBECA   </w:t>
+        <w:t xml:space="preserve">ÁLVARO   </w:t>
       </w:r>
       <w:r>
         <w:rPr>
@@ -8614,7 +8614,7 @@
           <w:i w:val="0"/>
           <w:sz w:val="22"/>
         </w:rPr>
-        <w:t>Tiflis. Tardaste tres años en llamar.</w:t>
+        <w:t>Está bien.</w:t>
       </w:r>
     </w:p>
     <w:p>
@@ -8630,7 +8630,7 @@
           <w:color w:val="555555"/>
           <w:sz w:val="19"/>
         </w:rPr>
-        <w:t>트빌리시. 연락하는 데 3년이나 걸렸지.</w:t>
+        <w:t>알았어.</w:t>
       </w:r>
     </w:p>
     <w:p>
@@ -8657,7 +8657,7 @@
           <w:color w:val="8A1C2B"/>
           <w:sz w:val="21"/>
         </w:rPr>
-        <w:t xml:space="preserve">ÁLVARO   </w:t>
+        <w:t xml:space="preserve">REBECA   </w:t>
       </w:r>
       <w:r>
         <w:rPr>
@@ -8666,7 +8666,7 @@
           <w:i w:val="0"/>
           <w:sz w:val="22"/>
         </w:rPr>
-        <w:t>Tengo una excusa.</w:t>
+        <w:t>Y ahora lo de siempre. Me debes una.</w:t>
       </w:r>
     </w:p>
     <w:p>
@@ -8682,7 +8682,7 @@
           <w:color w:val="555555"/>
           <w:sz w:val="19"/>
         </w:rPr>
-        <w:t>변명이 있어.</w:t>
+        <w:t>이제 늘 하던 거. 너는 나에게 하나 빚졌어.</w:t>
       </w:r>
     </w:p>
     <w:p>
@@ -8709,7 +8709,7 @@
           <w:color w:val="8A1C2B"/>
           <w:sz w:val="21"/>
         </w:rPr>
-        <w:t xml:space="preserve">REBECA   </w:t>
+        <w:t xml:space="preserve">ÁLVARO   </w:t>
       </w:r>
       <w:r>
         <w:rPr>
@@ -8718,7 +8718,7 @@
           <w:i w:val="0"/>
           <w:sz w:val="22"/>
         </w:rPr>
-        <w:t>Siempre la tienes. Es la parte de ti que me hace falta.</w:t>
+        <w:t>Me debo a mí mismo unas cuantas más.</w:t>
       </w:r>
     </w:p>
     <w:p>
@@ -8734,6 +8734,266 @@
           <w:color w:val="555555"/>
           <w:sz w:val="19"/>
         </w:rPr>
+        <w:t>나는 나 자신에게 몇 개 더 빚졌지.</w:t>
+      </w:r>
+    </w:p>
+    <w:p>
+      <w:pPr>
+        <w:keepNext/>
+        <w:spacing w:before="80" w:after="0" w:line="276" w:lineRule="auto"/>
+        <w:ind w:left="0"/>
+      </w:pPr>
+      <w:r>
+        <w:rPr>
+          <w:rFonts w:ascii="Noto Sans KR" w:hAnsi="Noto Sans KR" w:eastAsia="Noto Sans KR" w:cs="Noto Sans KR"/>
+          <w:b w:val="0"/>
+          <w:i w:val="0"/>
+          <w:color w:val="555555"/>
+          <w:sz w:val="15"/>
+        </w:rPr>
+        <w:t xml:space="preserve">153  </w:t>
+      </w:r>
+      <w:r>
+        <w:rPr>
+          <w:rFonts w:ascii="Noto Sans KR" w:hAnsi="Noto Sans KR" w:eastAsia="Noto Sans KR" w:cs="Noto Sans KR"/>
+          <w:b/>
+          <w:i w:val="0"/>
+          <w:color w:val="8A1C2B"/>
+          <w:sz w:val="21"/>
+        </w:rPr>
+        <w:t xml:space="preserve">REBECA   </w:t>
+      </w:r>
+      <w:r>
+        <w:rPr>
+          <w:rFonts w:ascii="Noto Sans KR" w:hAnsi="Noto Sans KR" w:eastAsia="Noto Sans KR" w:cs="Noto Sans KR"/>
+          <w:b w:val="0"/>
+          <w:i w:val="0"/>
+          <w:sz w:val="22"/>
+        </w:rPr>
+        <w:t>Pues no me hagas esperar tanto como esperé la última vez.</w:t>
+      </w:r>
+    </w:p>
+    <w:p>
+      <w:pPr>
+        <w:spacing w:before="0" w:after="40" w:line="276" w:lineRule="auto"/>
+        <w:ind w:left="595"/>
+      </w:pPr>
+      <w:r>
+        <w:rPr>
+          <w:rFonts w:ascii="Noto Sans KR" w:hAnsi="Noto Sans KR" w:eastAsia="Noto Sans KR" w:cs="Noto Sans KR"/>
+          <w:b w:val="0"/>
+          <w:i w:val="0"/>
+          <w:color w:val="555555"/>
+          <w:sz w:val="19"/>
+        </w:rPr>
+        <w:t>그럼 지난번만큼 오래 기다리게 하진 마.</w:t>
+      </w:r>
+    </w:p>
+    <w:p>
+      <w:pPr>
+        <w:keepNext/>
+        <w:spacing w:before="80" w:after="0" w:line="276" w:lineRule="auto"/>
+        <w:ind w:left="0"/>
+      </w:pPr>
+      <w:r>
+        <w:rPr>
+          <w:rFonts w:ascii="Noto Sans KR" w:hAnsi="Noto Sans KR" w:eastAsia="Noto Sans KR" w:cs="Noto Sans KR"/>
+          <w:b w:val="0"/>
+          <w:i w:val="0"/>
+          <w:color w:val="555555"/>
+          <w:sz w:val="15"/>
+        </w:rPr>
+        <w:t xml:space="preserve">154  </w:t>
+      </w:r>
+      <w:r>
+        <w:rPr>
+          <w:rFonts w:ascii="Noto Sans KR" w:hAnsi="Noto Sans KR" w:eastAsia="Noto Sans KR" w:cs="Noto Sans KR"/>
+          <w:b/>
+          <w:i w:val="0"/>
+          <w:color w:val="8A1C2B"/>
+          <w:sz w:val="21"/>
+        </w:rPr>
+        <w:t xml:space="preserve">ÁLVARO   </w:t>
+      </w:r>
+      <w:r>
+        <w:rPr>
+          <w:rFonts w:ascii="Noto Sans KR" w:hAnsi="Noto Sans KR" w:eastAsia="Noto Sans KR" w:cs="Noto Sans KR"/>
+          <w:b w:val="0"/>
+          <w:i w:val="0"/>
+          <w:sz w:val="22"/>
+        </w:rPr>
+        <w:t>¿Cuál fue la última vez?</w:t>
+      </w:r>
+    </w:p>
+    <w:p>
+      <w:pPr>
+        <w:spacing w:before="0" w:after="40" w:line="276" w:lineRule="auto"/>
+        <w:ind w:left="595"/>
+      </w:pPr>
+      <w:r>
+        <w:rPr>
+          <w:rFonts w:ascii="Noto Sans KR" w:hAnsi="Noto Sans KR" w:eastAsia="Noto Sans KR" w:cs="Noto Sans KR"/>
+          <w:b w:val="0"/>
+          <w:i w:val="0"/>
+          <w:color w:val="555555"/>
+          <w:sz w:val="19"/>
+        </w:rPr>
+        <w:t>지난번이 언제였지?</w:t>
+      </w:r>
+    </w:p>
+    <w:p>
+      <w:pPr>
+        <w:keepNext/>
+        <w:spacing w:before="80" w:after="0" w:line="276" w:lineRule="auto"/>
+        <w:ind w:left="0"/>
+      </w:pPr>
+      <w:r>
+        <w:rPr>
+          <w:rFonts w:ascii="Noto Sans KR" w:hAnsi="Noto Sans KR" w:eastAsia="Noto Sans KR" w:cs="Noto Sans KR"/>
+          <w:b w:val="0"/>
+          <w:i w:val="0"/>
+          <w:color w:val="555555"/>
+          <w:sz w:val="15"/>
+        </w:rPr>
+        <w:t xml:space="preserve">155  </w:t>
+      </w:r>
+      <w:r>
+        <w:rPr>
+          <w:rFonts w:ascii="Noto Sans KR" w:hAnsi="Noto Sans KR" w:eastAsia="Noto Sans KR" w:cs="Noto Sans KR"/>
+          <w:b/>
+          <w:i w:val="0"/>
+          <w:color w:val="8A1C2B"/>
+          <w:sz w:val="21"/>
+        </w:rPr>
+        <w:t xml:space="preserve">REBECA   </w:t>
+      </w:r>
+      <w:r>
+        <w:rPr>
+          <w:rFonts w:ascii="Noto Sans KR" w:hAnsi="Noto Sans KR" w:eastAsia="Noto Sans KR" w:cs="Noto Sans KR"/>
+          <w:b w:val="0"/>
+          <w:i w:val="0"/>
+          <w:sz w:val="22"/>
+        </w:rPr>
+        <w:t>Tiflis. Tardaste tres años en llamar.</w:t>
+      </w:r>
+    </w:p>
+    <w:p>
+      <w:pPr>
+        <w:spacing w:before="0" w:after="40" w:line="276" w:lineRule="auto"/>
+        <w:ind w:left="595"/>
+      </w:pPr>
+      <w:r>
+        <w:rPr>
+          <w:rFonts w:ascii="Noto Sans KR" w:hAnsi="Noto Sans KR" w:eastAsia="Noto Sans KR" w:cs="Noto Sans KR"/>
+          <w:b w:val="0"/>
+          <w:i w:val="0"/>
+          <w:color w:val="555555"/>
+          <w:sz w:val="19"/>
+        </w:rPr>
+        <w:t>트빌리시. 연락하는 데 3년이나 걸렸지.</w:t>
+      </w:r>
+    </w:p>
+    <w:p>
+      <w:pPr>
+        <w:keepNext/>
+        <w:spacing w:before="80" w:after="0" w:line="276" w:lineRule="auto"/>
+        <w:ind w:left="0"/>
+      </w:pPr>
+      <w:r>
+        <w:rPr>
+          <w:rFonts w:ascii="Noto Sans KR" w:hAnsi="Noto Sans KR" w:eastAsia="Noto Sans KR" w:cs="Noto Sans KR"/>
+          <w:b w:val="0"/>
+          <w:i w:val="0"/>
+          <w:color w:val="555555"/>
+          <w:sz w:val="15"/>
+        </w:rPr>
+        <w:t xml:space="preserve">156  </w:t>
+      </w:r>
+      <w:r>
+        <w:rPr>
+          <w:rFonts w:ascii="Noto Sans KR" w:hAnsi="Noto Sans KR" w:eastAsia="Noto Sans KR" w:cs="Noto Sans KR"/>
+          <w:b/>
+          <w:i w:val="0"/>
+          <w:color w:val="8A1C2B"/>
+          <w:sz w:val="21"/>
+        </w:rPr>
+        <w:t xml:space="preserve">ÁLVARO   </w:t>
+      </w:r>
+      <w:r>
+        <w:rPr>
+          <w:rFonts w:ascii="Noto Sans KR" w:hAnsi="Noto Sans KR" w:eastAsia="Noto Sans KR" w:cs="Noto Sans KR"/>
+          <w:b w:val="0"/>
+          <w:i w:val="0"/>
+          <w:sz w:val="22"/>
+        </w:rPr>
+        <w:t>Tengo una excusa.</w:t>
+      </w:r>
+    </w:p>
+    <w:p>
+      <w:pPr>
+        <w:spacing w:before="0" w:after="40" w:line="276" w:lineRule="auto"/>
+        <w:ind w:left="595"/>
+      </w:pPr>
+      <w:r>
+        <w:rPr>
+          <w:rFonts w:ascii="Noto Sans KR" w:hAnsi="Noto Sans KR" w:eastAsia="Noto Sans KR" w:cs="Noto Sans KR"/>
+          <w:b w:val="0"/>
+          <w:i w:val="0"/>
+          <w:color w:val="555555"/>
+          <w:sz w:val="19"/>
+        </w:rPr>
+        <w:t>변명이 있어.</w:t>
+      </w:r>
+    </w:p>
+    <w:p>
+      <w:pPr>
+        <w:keepNext/>
+        <w:spacing w:before="80" w:after="0" w:line="276" w:lineRule="auto"/>
+        <w:ind w:left="0"/>
+      </w:pPr>
+      <w:r>
+        <w:rPr>
+          <w:rFonts w:ascii="Noto Sans KR" w:hAnsi="Noto Sans KR" w:eastAsia="Noto Sans KR" w:cs="Noto Sans KR"/>
+          <w:b w:val="0"/>
+          <w:i w:val="0"/>
+          <w:color w:val="555555"/>
+          <w:sz w:val="15"/>
+        </w:rPr>
+        <w:t xml:space="preserve">157  </w:t>
+      </w:r>
+      <w:r>
+        <w:rPr>
+          <w:rFonts w:ascii="Noto Sans KR" w:hAnsi="Noto Sans KR" w:eastAsia="Noto Sans KR" w:cs="Noto Sans KR"/>
+          <w:b/>
+          <w:i w:val="0"/>
+          <w:color w:val="8A1C2B"/>
+          <w:sz w:val="21"/>
+        </w:rPr>
+        <w:t xml:space="preserve">REBECA   </w:t>
+      </w:r>
+      <w:r>
+        <w:rPr>
+          <w:rFonts w:ascii="Noto Sans KR" w:hAnsi="Noto Sans KR" w:eastAsia="Noto Sans KR" w:cs="Noto Sans KR"/>
+          <w:b w:val="0"/>
+          <w:i w:val="0"/>
+          <w:sz w:val="22"/>
+        </w:rPr>
+        <w:t>Siempre la tienes. Es la parte de ti que me hace falta.</w:t>
+      </w:r>
+    </w:p>
+    <w:p>
+      <w:pPr>
+        <w:spacing w:before="0" w:after="40" w:line="276" w:lineRule="auto"/>
+        <w:ind w:left="595"/>
+      </w:pPr>
+      <w:r>
+        <w:rPr>
+          <w:rFonts w:ascii="Noto Sans KR" w:hAnsi="Noto Sans KR" w:eastAsia="Noto Sans KR" w:cs="Noto Sans KR"/>
+          <w:b w:val="0"/>
+          <w:i w:val="0"/>
+          <w:color w:val="555555"/>
+          <w:sz w:val="19"/>
+        </w:rPr>
         <w:t>늘 있지. 그게 내가 네게서 필요로 하는 부분이야.</w:t>
       </w:r>
     </w:p>
@@ -8751,6 +9011,58 @@
           <w:sz w:val="19"/>
         </w:rPr>
         <w:t>주석 · 표현 노트</w:t>
+      </w:r>
+    </w:p>
+    <w:p>
+      <w:pPr>
+        <w:spacing w:before="0" w:after="0" w:line="276" w:lineRule="auto"/>
+        <w:ind w:left="170"/>
+        <w:shd w:val="clear" w:color="auto" w:fill="EEF1F7"/>
+      </w:pPr>
+      <w:r>
+        <w:rPr>
+          <w:rFonts w:ascii="Noto Sans KR" w:hAnsi="Noto Sans KR" w:eastAsia="Noto Sans KR" w:cs="Noto Sans KR"/>
+          <w:b/>
+          <w:i w:val="0"/>
+          <w:sz w:val="19"/>
+        </w:rPr>
+        <w:t>• Bernardino de Mendoza</w:t>
+      </w:r>
+      <w:r>
+        <w:rPr>
+          <w:rFonts w:ascii="Noto Sans KR" w:hAnsi="Noto Sans KR" w:eastAsia="Noto Sans KR" w:cs="Noto Sans KR"/>
+          <w:b w:val="0"/>
+          <w:i w:val="0"/>
+          <w:color w:val="555555"/>
+          <w:sz w:val="19"/>
+        </w:rPr>
+        <w:t xml:space="preserve">  —  펠리페 2세의 런던·파리 주재 대사. 첩보망과 매수로 유명했으나 무적함대 원정(1588)은 실패했다. 스페인 외교의 '더러운 수단' 전통과 한계를 함께 보여 주는 인물</w:t>
+      </w:r>
+    </w:p>
+    <w:p>
+      <w:pPr>
+        <w:spacing w:before="0" w:after="0" w:line="276" w:lineRule="auto"/>
+        <w:ind w:left="170"/>
+        <w:shd w:val="clear" w:color="auto" w:fill="EEF1F7"/>
+      </w:pPr>
+      <w:r>
+        <w:rPr>
+          <w:rFonts w:ascii="Noto Sans KR" w:hAnsi="Noto Sans KR" w:eastAsia="Noto Sans KR" w:cs="Noto Sans KR"/>
+          <w:b/>
+          <w:i w:val="0"/>
+          <w:sz w:val="19"/>
+        </w:rPr>
+        <w:t>• nació sucio</w:t>
+      </w:r>
+      <w:r>
+        <w:rPr>
+          <w:rFonts w:ascii="Noto Sans KR" w:hAnsi="Noto Sans KR" w:eastAsia="Noto Sans KR" w:cs="Noto Sans KR"/>
+          <w:b w:val="0"/>
+          <w:i w:val="0"/>
+          <w:color w:val="555555"/>
+          <w:sz w:val="19"/>
+        </w:rPr>
+        <w:t xml:space="preserve">  —  더럽게 태어났다. 'nacer + 형용사'는 출발 상태를 말한다</w:t>
       </w:r>
     </w:p>
     <w:p>
@@ -8941,7 +9253,7 @@
           <w:color w:val="555555"/>
           <w:sz w:val="15"/>
         </w:rPr>
-        <w:t xml:space="preserve">153  </w:t>
+        <w:t xml:space="preserve">158  </w:t>
       </w:r>
       <w:r>
         <w:rPr>
@@ -8993,7 +9305,7 @@
           <w:color w:val="555555"/>
           <w:sz w:val="15"/>
         </w:rPr>
-        <w:t xml:space="preserve">154  </w:t>
+        <w:t xml:space="preserve">159  </w:t>
       </w:r>
       <w:r>
         <w:rPr>
@@ -9045,7 +9357,7 @@
           <w:color w:val="555555"/>
           <w:sz w:val="15"/>
         </w:rPr>
-        <w:t xml:space="preserve">155  </w:t>
+        <w:t xml:space="preserve">160  </w:t>
       </w:r>
       <w:r>
         <w:rPr>
@@ -9097,7 +9409,7 @@
           <w:color w:val="555555"/>
           <w:sz w:val="15"/>
         </w:rPr>
-        <w:t xml:space="preserve">156  </w:t>
+        <w:t xml:space="preserve">161  </w:t>
       </w:r>
       <w:r>
         <w:rPr>
@@ -9149,7 +9461,7 @@
           <w:color w:val="555555"/>
           <w:sz w:val="15"/>
         </w:rPr>
-        <w:t xml:space="preserve">157  </w:t>
+        <w:t xml:space="preserve">162  </w:t>
       </w:r>
       <w:r>
         <w:rPr>
@@ -9201,7 +9513,7 @@
           <w:color w:val="555555"/>
           <w:sz w:val="15"/>
         </w:rPr>
-        <w:t xml:space="preserve">158  </w:t>
+        <w:t xml:space="preserve">163  </w:t>
       </w:r>
       <w:r>
         <w:rPr>
@@ -9253,7 +9565,7 @@
           <w:color w:val="555555"/>
           <w:sz w:val="15"/>
         </w:rPr>
-        <w:t xml:space="preserve">159  </w:t>
+        <w:t xml:space="preserve">164  </w:t>
       </w:r>
       <w:r>
         <w:rPr>
@@ -9305,7 +9617,7 @@
           <w:color w:val="555555"/>
           <w:sz w:val="15"/>
         </w:rPr>
-        <w:t xml:space="preserve">160  </w:t>
+        <w:t xml:space="preserve">165  </w:t>
       </w:r>
       <w:r>
         <w:rPr>
@@ -9357,7 +9669,7 @@
           <w:color w:val="555555"/>
           <w:sz w:val="15"/>
         </w:rPr>
-        <w:t xml:space="preserve">161  </w:t>
+        <w:t xml:space="preserve">166  </w:t>
       </w:r>
       <w:r>
         <w:rPr>
@@ -9409,7 +9721,7 @@
           <w:color w:val="555555"/>
           <w:sz w:val="15"/>
         </w:rPr>
-        <w:t xml:space="preserve">162  </w:t>
+        <w:t xml:space="preserve">167  </w:t>
       </w:r>
       <w:r>
         <w:rPr>
@@ -9461,7 +9773,7 @@
           <w:color w:val="555555"/>
           <w:sz w:val="15"/>
         </w:rPr>
-        <w:t xml:space="preserve">163  </w:t>
+        <w:t xml:space="preserve">168  </w:t>
       </w:r>
       <w:r>
         <w:rPr>
@@ -9513,7 +9825,7 @@
           <w:color w:val="555555"/>
           <w:sz w:val="15"/>
         </w:rPr>
-        <w:t xml:space="preserve">164  </w:t>
+        <w:t xml:space="preserve">169  </w:t>
       </w:r>
       <w:r>
         <w:rPr>
@@ -9565,7 +9877,7 @@
           <w:color w:val="555555"/>
           <w:sz w:val="15"/>
         </w:rPr>
-        <w:t xml:space="preserve">165  </w:t>
+        <w:t xml:space="preserve">170  </w:t>
       </w:r>
       <w:r>
         <w:rPr>
@@ -9617,7 +9929,7 @@
           <w:color w:val="555555"/>
           <w:sz w:val="15"/>
         </w:rPr>
-        <w:t xml:space="preserve">166  </w:t>
+        <w:t xml:space="preserve">171  </w:t>
       </w:r>
       <w:r>
         <w:rPr>
@@ -9669,7 +9981,7 @@
           <w:color w:val="555555"/>
           <w:sz w:val="15"/>
         </w:rPr>
-        <w:t xml:space="preserve">167  </w:t>
+        <w:t xml:space="preserve">172  </w:t>
       </w:r>
       <w:r>
         <w:rPr>
@@ -9721,7 +10033,7 @@
           <w:color w:val="555555"/>
           <w:sz w:val="15"/>
         </w:rPr>
-        <w:t xml:space="preserve">168  </w:t>
+        <w:t xml:space="preserve">173  </w:t>
       </w:r>
       <w:r>
         <w:rPr>
@@ -9773,7 +10085,7 @@
           <w:color w:val="555555"/>
           <w:sz w:val="15"/>
         </w:rPr>
-        <w:t xml:space="preserve">169  </w:t>
+        <w:t xml:space="preserve">174  </w:t>
       </w:r>
       <w:r>
         <w:rPr>
@@ -9825,7 +10137,7 @@
           <w:color w:val="555555"/>
           <w:sz w:val="15"/>
         </w:rPr>
-        <w:t xml:space="preserve">170  </w:t>
+        <w:t xml:space="preserve">175  </w:t>
       </w:r>
       <w:r>
         <w:rPr>
@@ -9877,7 +10189,7 @@
           <w:color w:val="555555"/>
           <w:sz w:val="15"/>
         </w:rPr>
-        <w:t xml:space="preserve">171  </w:t>
+        <w:t xml:space="preserve">176  </w:t>
       </w:r>
       <w:r>
         <w:rPr>
@@ -9929,7 +10241,7 @@
           <w:color w:val="555555"/>
           <w:sz w:val="15"/>
         </w:rPr>
-        <w:t xml:space="preserve">172  </w:t>
+        <w:t xml:space="preserve">177  </w:t>
       </w:r>
       <w:r>
         <w:rPr>
@@ -9981,7 +10293,7 @@
           <w:color w:val="555555"/>
           <w:sz w:val="15"/>
         </w:rPr>
-        <w:t xml:space="preserve">173  </w:t>
+        <w:t xml:space="preserve">178  </w:t>
       </w:r>
       <w:r>
         <w:rPr>
@@ -10033,7 +10345,7 @@
           <w:color w:val="555555"/>
           <w:sz w:val="15"/>
         </w:rPr>
-        <w:t xml:space="preserve">174  </w:t>
+        <w:t xml:space="preserve">179  </w:t>
       </w:r>
       <w:r>
         <w:rPr>
